--- a/第一周测试产出/SauceDemo_登录功能测试用例说明.docx
+++ b/第一周测试产出/SauceDemo_登录功能测试用例说明.docx
@@ -85,12 +85,6 @@
             <w:insideH w:val="single" w:color="auto" w:sz="4" w:space="0"/>
             <w:insideV w:val="single" w:color="auto" w:sz="4" w:space="0"/>
           </w:tblBorders>
-          <w:tblCellMar>
-            <w:top w:w="0" w:type="dxa"/>
-            <w:left w:w="108" w:type="dxa"/>
-            <w:bottom w:w="0" w:type="dxa"/>
-            <w:right w:w="108" w:type="dxa"/>
-          </w:tblCellMar>
         </w:tblPrEx>
         <w:trPr>
           <w:jc w:val="center"/>
@@ -2326,6 +2320,8 @@
         </w:rPr>
         <w:t>│</w:t>
       </w:r>
+      <w:bookmarkStart w:id="0" w:name="_GoBack"/>
+      <w:bookmarkEnd w:id="0"/>
     </w:p>
     <w:p>
       <w:pPr>
@@ -2344,11 +2340,9 @@
           <w:sz w:val="21"/>
           <w:shd w:val="clear" w:color="auto" w:fill="F8FAFC"/>
         </w:rPr>
-        <w:t>├── 🆕 SauceDemo_登录功能测试用例_33条_最终版.csv   # 新增：33条用例（v2.0）</w:t>
+        <w:t>├── 🆕 SauceDemo_登录功能测试用例_33条_最终版.xlsx   # 新增：33条用例（v2.0）</w:t>
       </w:r>
-      <w:bookmarkStart w:id="0" w:name="_GoBack"/>
     </w:p>
-    <w:bookmarkEnd w:id="0"/>
     <w:p>
       <w:pPr>
         <w:spacing w:before="120" w:after="120" w:line="440" w:lineRule="exact"/>
@@ -2756,6 +2750,7 @@
         <w:keepLines w:val="0"/>
         <w:widowControl/>
         <w:numPr>
+          <w:ilvl w:val="0"/>
           <w:numId w:val="0"/>
         </w:numPr>
         <w:suppressLineNumbers w:val="0"/>
@@ -3126,7 +3121,7 @@
     <w:lsdException w:uiPriority="99" w:name="HTML Acronym"/>
     <w:lsdException w:uiPriority="99" w:name="HTML Address"/>
     <w:lsdException w:uiPriority="99" w:name="HTML Cite"/>
-    <w:lsdException w:uiPriority="99" w:name="HTML Code"/>
+    <w:lsdException w:qFormat="1" w:uiPriority="99" w:name="HTML Code"/>
     <w:lsdException w:uiPriority="99" w:name="HTML Definition"/>
     <w:lsdException w:uiPriority="99" w:name="HTML Keyboard"/>
     <w:lsdException w:uiPriority="99" w:name="HTML Preformatted"/>
@@ -15398,6 +15393,7 @@
     <w:basedOn w:val="133"/>
     <w:semiHidden/>
     <w:unhideWhenUsed/>
+    <w:qFormat/>
     <w:uiPriority w:val="99"/>
     <w:rPr>
       <w:rFonts w:ascii="Courier New" w:hAnsi="Courier New"/>
@@ -15408,6 +15404,7 @@
     <w:name w:val="Header Char"/>
     <w:basedOn w:val="133"/>
     <w:link w:val="25"/>
+    <w:qFormat/>
     <w:uiPriority w:val="99"/>
   </w:style>
   <w:style w:type="character" w:customStyle="1" w:styleId="138">
